--- a/example_articles/countries/Germany/4.countries_Germany_Other_publisher.docx
+++ b/example_articles/countries/Germany/4.countries_Germany_Other_publisher.docx
@@ -27,17 +27,17 @@
     </w:p>
     <w:p>
       <w:r>
-        <w:t>Source File: Other publishers/Files (500) (19).DOCX</w:t>
+        <w:t>Source file: Other publishers/Files (500) (19).DOCX</w:t>
       </w:r>
     </w:p>
     <w:p>
       <w:r>
-        <w:t>Raw locations result: ['East Germany']</w:t>
+        <w:t>Raw locations result, 'locations': ['East Germany']</w:t>
       </w:r>
     </w:p>
     <w:p>
       <w:r>
-        <w:t>countries_stand_flat (Standardized): Germany</w:t>
+        <w:t>Standardized locations result, 'countries_stand_flat': Germany</w:t>
       </w:r>
     </w:p>
     <w:p>

--- a/example_articles/countries/Germany/4.countries_Germany_Other_publisher.docx
+++ b/example_articles/countries/Germany/4.countries_Germany_Other_publisher.docx
@@ -7,7 +7,7 @@
         <w:pStyle w:val="Heading1"/>
       </w:pPr>
       <w:r>
-        <w:t>Hugs for Kissin's U.S. piano debut</w:t>
+        <w:t>Lost in shuffle: Abandoned kids</w:t>
       </w:r>
     </w:p>
     <w:p>
@@ -17,17 +17,17 @@
     </w:p>
     <w:p>
       <w:r>
-        <w:t>Date: 1990-09-21</w:t>
+        <w:t>Date: 1990-01-29</w:t>
       </w:r>
     </w:p>
     <w:p>
       <w:r>
-        <w:t>Section: LIFE; Pg. 1D</w:t>
+        <w:t>Section: NEWS; Pg. 10A</w:t>
       </w:r>
     </w:p>
     <w:p>
       <w:r>
-        <w:t>Source file: Other publishers/Files (500) (19).DOCX</w:t>
+        <w:t>Source file: Other publishers/Files (500) (20).DOCX</w:t>
       </w:r>
     </w:p>
     <w:p>
@@ -49,39 +49,55 @@
     </w:p>
     <w:p>
       <w:r>
-        <w:t>Soviet pianist Evgeny Kissin, making his U.S. debut this week, is being compared to all the greats - Rubinstein, Horowitz, Gilels.</w:t>
+        <w:t>Konstance Mach, a 22-year-old nurse, left East Germany for the West shortly after the November opening of the Wall.</w:t>
         <w:br/>
-        <w:t>Fan clubs of young girls in Japan shower him with more gifts than he can take home. He has made a dozen recordings; many are best sellers.</w:t>
+        <w:t>Left behind: three beautiful and fatherless children - Stefen, who is a year old, 2-year-old Katharina, and Christoph, 3.</w:t>
         <w:br/>
-        <w:t>All of that, and he's only 18.</w:t>
+        <w:t>''She left them behind,'' says local children specialist Waltraut Siewke.</w:t>
         <w:br/>
-        <w:t>His U.S. concerts - including performances with the New York Philharmonic today-, Saturday and Tuesday, a Sept. 30 recital of Schumann and Liszt at Carnegie Hall that will be recorded live by RCA, and an Oct. 7 recital in Chicago - will be covered by journalists from around the world.</w:t>
+        <w:t>The three blond, blue-eyed Mach children are among several hundred youngsters all over East Germany - the estimate is about 300 - abandoned either in their homes or dropped off at child-care centers by people seeking a better life for themselves in West Germany.</w:t>
         <w:br/>
-        <w:t>But Kissin doesn't seem overwhelmed. He's been dealing with this sort of thing almost since he began playing concerts at age 10. He doesn't even worry that his best-selling recordings will create impossible expectations. ''It's a wonderful stimulus,'' he says dryly.</w:t>
+        <w:t>It has been one of the more heart-wrenching byproducts of the mass exodus that propelled 350,000 East Germans to West Germany last year and continues even now at the rate of about 1,600 a day.</w:t>
         <w:br/>
-        <w:t>Kissin knows he's good, but he doesn't take much credit for it. ''Being a concert pianist is something nature decided,'' he says in a combination of Russian and surprisingly clear English. ''It's the only thing that I can do, and it's what I like.''</w:t>
+        <w:t>The specter of abandoned children is especially ironic and even embarrassing for the East. This is a country that takes great pride in its child care, which is guaranteed by the state for all. There's a well-kept center on nearly every block.</w:t>
         <w:br/>
-        <w:t>Though confident at the keyboard, the lanky teen-ager is shy and a little awkward when away from it, which isn't often. With his touring and studies at Moscow's Gnesin Music Institute, his life is music.</w:t>
+        <w:t>Children for adoption usually are in demand - not abandoned - because the country has had a negative growth rate even before the exodus of its citizens began this summer.</w:t>
         <w:br/>
-        <w:t>Scott Joplin rags are as light as his recreational playing gets. Aside from his eccentric taste for exotic food (he recently tried alligator), even his non-musical hobbies - reading Russian classics and playing chess - are pretty serious.</w:t>
+        <w:t>That's why stories of abandonment have ''really had an impact on all of us,'' said Katharine Ibner, administrator of a home in the working-class section of East Berlin.</w:t>
         <w:br/>
-        <w:t>You'd think he might be envious of kids with less reponsibility. ''No, it's vice versa,'' Kissin says. ''They envy me!''</w:t>
+        <w:t>''We were all horrified when this started to happen last August,'' said Siewke, head of a unit at the A.S. Makarenko Children's Home in Johannisthal, a southern suburb of East Berlin.</w:t>
         <w:br/>
-        <w:t>He admits that can be a barrier to making friends, but only a small one: Having grown up in a working-class household (his father is an engineer), Kissin is unpretentious.</w:t>
+        <w:t>Twelve abandoned children are now at Makarenko - a neat cluster of comfortable, well-heated, pastel-colored buildings - including two of the three Machs.</w:t>
         <w:br/>
-        <w:t>He has little interest in taking all of the career opportunities he has. He could easily play 100 engagements a year but keeps it to 25. ''Who wants to play so much?'' he says. ''One concert would be repeating the other. I would not be able to say anything new with each performance.''</w:t>
+        <w:t>Almost a third of the abandonment cases occurred in the greater East Berlin area - as many as 100 to 110, according to Ruth Baermann, assistant director for Children's Aid in East Berlin.</w:t>
         <w:br/>
-        <w:t>Soviet food shortages are an enticement to tour abroad. Shopping bags from the super-deli Zabar's stand in the corner of his hotel room.</w:t>
+        <w:t>The future of the Mach children has been sorted out.</w:t>
         <w:br/>
-        <w:t>But Kissin is excited by the upheaval in Soviet life. ''There were a few lost generations - when people lived by the book. But my generation will not be lost. I feel very special to be in the midst of this.''</w:t>
+        <w:t>Christoph is with his grandfather and the younger two - Stefen and Katharina - are to be adopted by a professional couple in their 30s.</w:t>
         <w:br/>
+        <w:t>The mother's whereabouts are unclear.</w:t>
         <w:br/>
-        <w:t>Graphic</w:t>
+        <w:t>Meantime, there's an estimated 20,000 female-headed households in the East.</w:t>
         <w:br/>
+        <w:t>The departure of these thousands of East Germans has left holes in the economy as well as the society.</w:t>
+        <w:br/>
+        <w:t>There are shortages in the construction industry, transportation sector (bus and street car drivers) and food industry.</w:t>
+        <w:br/>
+        <w:t>A recent front-page story in Neues Deutschland, the official newspaper of the East German Socialist Unity (or Communist) Party,</w:t>
+        <w:br/>
+        <w:t>quotes an unidentified woman from the town of Dessau complaining her husband left for the West, took along their daughter Katrin, and ''left me with debts of more than 42,600 marks (about $ 25,000).''</w:t>
         <w:br/>
         <w:t xml:space="preserve"> </w:t>
         <w:br/>
-        <w:t>PHOTO; color, Hanya Chlala (Evgeny Kissin)</w:t>
+        <w:t>''On the one hand, they tell us they can no longer live under the current authorities in the DDR (East Germany), but on the other they walk away feeling confident that their children are in good hands.''</w:t>
+        <w:br/>
+        <w:t xml:space="preserve"> - Ruth Baermann, assistant director for Children's Aid in East Berlin, on parents going West</w:t>
+        <w:br/>
+        <w:br/>
+        <w:t>Notes</w:t>
+        <w:br/>
+        <w:br/>
+        <w:t>Ribbon Label; GERMANY IN TRANSITION; THE PARTY'S OVER; 4</w:t>
       </w:r>
     </w:p>
     <w:sectPr>

--- a/example_articles/countries/Germany/4.countries_Germany_Other_publisher.docx
+++ b/example_articles/countries/Germany/4.countries_Germany_Other_publisher.docx
@@ -7,7 +7,7 @@
         <w:pStyle w:val="Heading1"/>
       </w:pPr>
       <w:r>
-        <w:t>Lost in shuffle: Abandoned kids</w:t>
+        <w:t>Berlin beyond the wall; 25 years later, a reunified city has crossed bridge into a new era of art, joy and camaraderie</w:t>
       </w:r>
     </w:p>
     <w:p>
@@ -17,22 +17,22 @@
     </w:p>
     <w:p>
       <w:r>
-        <w:t>Date: 1990-01-29</w:t>
+        <w:t>Date: 2014-06-20</w:t>
       </w:r>
     </w:p>
     <w:p>
       <w:r>
-        <w:t>Section: NEWS; Pg. 10A</w:t>
+        <w:t>Section: LIFE; Pg. 3D</w:t>
       </w:r>
     </w:p>
     <w:p>
       <w:r>
-        <w:t>Source file: Other publishers/Files (500) (20).DOCX</w:t>
+        <w:t>Source file: Other publishers/Files (500) (17).DOCX</w:t>
       </w:r>
     </w:p>
     <w:p>
       <w:r>
-        <w:t>Raw locations result, 'locations': ['East Germany']</w:t>
+        <w:t>Raw locations result, 'locations': ['Germany']</w:t>
       </w:r>
     </w:p>
     <w:p>
@@ -49,55 +49,73 @@
     </w:p>
     <w:p>
       <w:r>
-        <w:t>Konstance Mach, a 22-year-old nurse, left East Germany for the West shortly after the November opening of the Wall.</w:t>
+        <w:t>It's a Friday evening in May, and every deck chair on Berlin's man-made riverfront beach is taken. People sip beer and cocktails on a sandy pier overlooking the Badeschiff, a 105-foot-long swimming pool floating in the River Spree.</w:t>
         <w:br/>
-        <w:t>Left behind: three beautiful and fatherless children - Stefen, who is a year old, 2-year-old Katharina, and Christoph, 3.</w:t>
+        <w:t>As the sun sets, the DJ cranks up the music. The lines grow longer at the outdoor Bite Club, where vendors serve everything from pizza to dim sum to Reuben sandwiches. The vintage Hoppetosse boat transforms into a floating nightclub.</w:t>
         <w:br/>
-        <w:t>''She left them behind,'' says local children specialist Waltraut Siewke.</w:t>
+        <w:t>The crowd turns rowdier at this industrial complex filled with bars and clubs at the edge of the gritty neighborhoods of Kreuzberg and Treptow.</w:t>
         <w:br/>
-        <w:t>The three blond, blue-eyed Mach children are among several hundred youngsters all over East Germany - the estimate is about 300 - abandoned either in their homes or dropped off at child-care centers by people seeking a better life for themselves in West Germany.</w:t>
+        <w:t>"Do you want a cuddle?" a tipsy British man asks me outside Club der Visionare, a bar overlooking a canal. Before I can answer, he wraps his arms around me, lifts me, and sets me back down before joining his friends. On to the next club.</w:t>
         <w:br/>
-        <w:t>It has been one of the more heart-wrenching byproducts of the mass exodus that propelled 350,000 East Germans to West Germany last year and continues even now at the rate of about 1,600 a day.</w:t>
+        <w:t>It's hard to believe  such frivolity could take place in what used to be part of a forbidden zone between East and West Berlin. Only German Democratic Republic soldiers had access. Now, Berliners from east and west mix with people speaking French, Spanish, English and other languages.</w:t>
         <w:br/>
-        <w:t>The specter of abandoned children is especially ironic and even embarrassing for the East. This is a country that takes great pride in its child care, which is guaranteed by the state for all. There's a well-kept center on nearly every block.</w:t>
+        <w:t>On Nov. 9, 1989, the world watched as Berliners climbed on the wall that divided their city and stood as a symbol of the Cold War. Twenty-five years after the Berlin Wall came down, a city that once isolated itself from the world is inviting everyone in.</w:t>
         <w:br/>
-        <w:t>Children for adoption usually are in demand - not abandoned - because the country has had a negative growth rate even before the exodus of its citizens began this summer.</w:t>
+        <w:t>"Berlin has come from nothing, a bombed-out, divided city," says Burkhard Kieker, CEO of visitBerlin. "In the last 25 years, Berlin has staged a comeback."</w:t>
         <w:br/>
-        <w:t>That's why stories of abandonment have ''really had an impact on all of us,'' said Katharine Ibner, administrator of a home in the working-class section of East Berlin.</w:t>
+        <w:t>Parties 'by the people'</w:t>
         <w:br/>
-        <w:t>''We were all horrified when this started to happen last August,'' said Siewke, head of a unit at the A.S. Makarenko Children's Home in Johannisthal, a southern suburb of East Berlin.</w:t>
+        <w:t>What an extraordinary comeback it is. The city has emerged from its ignoble past as the capital of Nazi Germany to become the European capital of cool. Among all it has to offer: world-class museums, art galleries, music venues, restaurants, boutiques, beautiful public parks, and a nightclub scene that few cities can rival. And all can be explored for much less than you'd spend in London or Paris.</w:t>
         <w:br/>
-        <w:t>Twelve abandoned children are now at Makarenko - a neat cluster of comfortable, well-heated, pastel-colored buildings - including two of the three Machs.</w:t>
+        <w:t>"What makes Berlin so interesting, so cool, is the alternative scene, the parties, the clubbing, music, outdoor festivals not organized by the state but by the people," says Martin Wollenberg, owner of Berlin on Bike, a tour guide company.</w:t>
         <w:br/>
-        <w:t>Almost a third of the abandonment cases occurred in the greater East Berlin area - as many as 100 to 110, according to Ruth Baermann, assistant director for Children's Aid in East Berlin.</w:t>
+        <w:t>Berlin's reunification wasn't easy, though. The years after the Wall came down were "wild, anarchic," Kieker says.  "It took 10 to 15 years to recover, but now, the city is in overdrive."</w:t>
         <w:br/>
-        <w:t>The future of the Mach children has been sorted out.</w:t>
+        <w:t>That much is clear as I stand in line to get into Prince Charles, a swimming-pool-turned-nightclub in the former West Berlin neighborhood of Kreuzberg.</w:t>
         <w:br/>
-        <w:t>Christoph is with his grandfather and the younger two - Stefen and Katharina - are to be adopted by a professional couple in their 30s.</w:t>
+        <w:t>"You don't go to clubs," says Alexander Schroeder, a young Berliner standing in line behind me. "You go to parties that happen at clubs."</w:t>
         <w:br/>
-        <w:t>The mother's whereabouts are unclear.</w:t>
+        <w:t>Schroeder informs me that I am about to enter a singles party.</w:t>
         <w:br/>
-        <w:t>Meantime, there's an estimated 20,000 female-headed households in the East.</w:t>
+        <w:t>It's just after midnight, and the club is filling up with casually dressed hipsters. A DJ is playing house music and hip-hop. An outdoor bar is packed. I go inside, into what feels like a basement, where the lighting is red. A disco ball spins above us. Couples gyrate on the dance floor.</w:t>
         <w:br/>
-        <w:t>The departure of these thousands of East Germans has left holes in the economy as well as the society.</w:t>
+        <w:t>Clearly, some people won't be leaving the club single tonight.</w:t>
         <w:br/>
-        <w:t>There are shortages in the construction industry, transportation sector (bus and street car drivers) and food industry.</w:t>
+        <w:t>Kreuzberg once was flanked by the Berlin Wall on three sides. Because of its cheap housing, it attracted many immigrants, especially from Turkey. The neighborhood also drew hippies, squatters, artists and punk rockers.</w:t>
         <w:br/>
-        <w:t>A recent front-page story in Neues Deutschland, the official newspaper of the East German Socialist Unity (or Communist) Party,</w:t>
+        <w:t>It is no longer as cheap as it used to be, but Kreuzberg still maintains an edginess that reminds me of New York's East Village. If you want to party until dawn, this is the place to do it.</w:t>
         <w:br/>
-        <w:t>quotes an unidentified woman from the town of Dessau complaining her husband left for the West, took along their daughter Katrin, and ''left me with debts of more than 42,600 marks (about $ 25,000).''</w:t>
+        <w:t>Kreuzberg is what the East Berlin neighborhood Prenzlauer Berg was after the Wall came down. Prenzlauer Berg had once been home to dissidents, students and working-class Berliners.</w:t>
+        <w:br/>
+        <w:t>"After the Wall came down, this was the most interesting part of the city," Wollenberg says in his office in Kulturbrauerei, a former brewery turned entertainment and cultural center in Prenzlauer Berg.</w:t>
+        <w:br/>
+        <w:t>Apartment buildings that were built more than a century ago were refurbished. Cafes, boutiques and art galleries opened. Eventually, the dissidents and students grew up and had children. Strollers are everywhere.</w:t>
+        <w:br/>
+        <w:t>culture with an edge</w:t>
+        <w:br/>
+        <w:t>On a Saturday evening, I join a friend for wine at Weinerei, a bar on the border of Prenzlauer Berg and Mitte. It operates on the honor system: You pay 2 euros to rent a glass and fill it as many times as you want. When you're done, you pay what you think you owe.</w:t>
+        <w:br/>
+        <w:t>For dinner, we head to W Imbiss, a fancy fast-food establishment. Canadian chef and owner Gordon Wojcickowski, or Gordon W., as he introduces himself, chuckles as he points out that his restaurant's logo looks like McDonald's arches upside down. His creative menu includes pizza made with naan.</w:t>
+        <w:br/>
+        <w:t>When Gordon W. opened his shop 12 years ago, "we were pretty much the first people on the street," he says.</w:t>
+        <w:br/>
+        <w:t>Some complain that Prenzlauer Berg has lost its bohemian vibe and that, as areas like Kreuzberg gentrify, they will, too.</w:t>
+        <w:br/>
+        <w:t>On our way to get a nightcap, we stumble upon Tuntenhaus, a housing project run by gays and lesbians that is famous for its graffiti-covered walls.</w:t>
+        <w:br/>
+        <w:t>Graffiti art became popular while the Wall was still standing. Its West Berlin side became a canvas for artists. The East Berlin side remained blank. When the Wall came down, the artists spread their work east.</w:t>
+        <w:br/>
+        <w:t>I spot Little Lucy, a playful, wide-eyed girl who has become a recurring character on walls across the city. A sketch of a soldier carrying a rifle is signed by famous Berlin artist El Bocho. Another of a little girl with horns on her head and a bouquet of roses in her hand is signed by Alias.</w:t>
+        <w:br/>
+        <w:t xml:space="preserve">As I gawk at the art, I come to a conclusion: Berlin will never lose its rebellious streak. </w:t>
+        <w:br/>
+        <w:br/>
+        <w:t>Graphic</w:t>
+        <w:br/>
         <w:br/>
         <w:t xml:space="preserve"> </w:t>
         <w:br/>
-        <w:t>''On the one hand, they tell us they can no longer live under the current authorities in the DDR (East Germany), but on the other they walk away feeling confident that their children are in good hands.''</w:t>
-        <w:br/>
-        <w:t xml:space="preserve"> - Ruth Baermann, assistant director for Children's Aid in East Berlin, on parents going West</w:t>
-        <w:br/>
-        <w:br/>
-        <w:t>Notes</w:t>
-        <w:br/>
-        <w:br/>
-        <w:t>Ribbon Label; GERMANY IN TRANSITION; THE PARTY'S OVER; 4</w:t>
+        <w:t>photo Photos by Ashley Ludaescher for USA TODAY</w:t>
       </w:r>
     </w:p>
     <w:sectPr>
